--- a/Documents Generation/client-noc.docx
+++ b/Documents Generation/client-noc.docx
@@ -17,8 +17,7 @@
         </w:pBdr>
         <w:shd w:fill="auto" w:val="clear"/>
         <w:spacing w:after="0" w:before="0" w:line="240" w:lineRule="auto"/>
-        <w:ind w:left="0" w:right="1782.401123046875" w:firstLine="0"/>
-        <w:jc w:val="right"/>
+        <w:jc w:val="center"/>
         <w:rPr>
           <w:rFonts w:ascii="Arial" w:cs="Arial" w:eastAsia="Arial" w:hAnsi="Arial"/>
           <w:b w:val="1"/>
@@ -70,8 +69,7 @@
         </w:pBdr>
         <w:shd w:fill="auto" w:val="clear"/>
         <w:spacing w:after="0" w:before="788.64013671875" w:line="240" w:lineRule="auto"/>
-        <w:ind w:left="0" w:right="1321.607666015625" w:firstLine="0"/>
-        <w:jc w:val="right"/>
+        <w:jc w:val="center"/>
         <w:rPr>
           <w:rFonts w:ascii="Arial" w:cs="Arial" w:eastAsia="Arial" w:hAnsi="Arial"/>
           <w:b w:val="1"/>
@@ -153,21 +151,21 @@
           <w:color w:val="000000"/>
           <w:sz w:val="24"/>
           <w:szCs w:val="24"/>
-          <w:u w:val="none"/>
-          <w:shd w:fill="auto" w:val="clear"/>
-          <w:vertAlign w:val="baseline"/>
-          <w:rtl w:val="0"/>
-        </w:rPr>
-        <w:t xml:space="preserve">I, {{client_name}} holding {{client_nationality}} passport with passport number {{client_passport_number}} have no objection for my Wife / Husband /Son / Daughter / Maid {{maid_name}} holding {{maid_nationality}} passport with passport number {{maid_passport_number}} to travel to Türkiye. </w:t>
-      </w:r>
-      <w:r>
-        <w:rPr>
-          <w:b w:val="1"/>
-          <w:bCs w:val="1"/>
-          <w:sz w:val="24"/>
-          <w:szCs w:val="24"/>
-          <w:rtl w:val="0"/>
-        </w:rPr>
+          <w:shd w:fill="auto" w:val="clear"/>
+          <w:vertAlign w:val="baseline"/>
+          <w:rtl w:val="0"/>
+        </w:rPr>
+        <w:t xml:space="preserve">I, </w:t>
+      </w:r>
+      <w:r>
+        <w:rPr>
+          <w:b w:val="1"/>
+          <w:bCs w:val="1"/>
+          <w:sz w:val="24"/>
+          <w:szCs w:val="24"/>
+          <w:rtl w:val="0"/>
+        </w:rPr>
+        <w:t>{{client_name}}</w:t>
       </w:r>
       <w:r>
         <w:rPr>
@@ -176,96 +174,119 @@
           <w:highlight w:val="white"/>
           <w:rtl w:val="0"/>
         </w:rPr>
-      </w:r>
-      <w:r>
-        <w:rPr>
-          <w:rFonts w:ascii="Arial" w:cs="Arial" w:eastAsia="Arial" w:hAnsi="Arial"/>
-          <w:b w:val="0"/>
-          <w:bCs w:val="0"/>
-          <w:i w:val="0"/>
-          <w:iCs w:val="0"/>
-          <w:smallCaps w:val="0"/>
-          <w:strike w:val="0"/>
-          <w:color w:val="000000"/>
-          <w:sz w:val="24"/>
-          <w:szCs w:val="24"/>
-          <w:u w:val="single"/>
-          <w:shd w:fill="auto" w:val="clear"/>
-          <w:vertAlign w:val="baseline"/>
-          <w:rtl w:val="0"/>
-        </w:rPr>
-      </w:r>
-      <w:r>
-        <w:rPr>
-          <w:rFonts w:ascii="Arial" w:cs="Arial" w:eastAsia="Arial" w:hAnsi="Arial"/>
-          <w:b w:val="0"/>
-          <w:bCs w:val="0"/>
-          <w:i w:val="0"/>
-          <w:iCs w:val="0"/>
-          <w:smallCaps w:val="0"/>
-          <w:strike w:val="0"/>
-          <w:color w:val="000000"/>
-          <w:sz w:val="24"/>
-          <w:szCs w:val="24"/>
-          <w:u w:val="none"/>
-          <w:shd w:fill="auto" w:val="clear"/>
-          <w:vertAlign w:val="baseline"/>
-          <w:rtl w:val="0"/>
-        </w:rPr>
-      </w:r>
-      <w:r>
-        <w:rPr>
-          <w:b w:val="1"/>
-          <w:bCs w:val="1"/>
-          <w:sz w:val="24"/>
-          <w:szCs w:val="24"/>
-          <w:rtl w:val="0"/>
-        </w:rPr>
-      </w:r>
-      <w:r>
-        <w:rPr>
-          <w:rFonts w:ascii="Arial" w:cs="Arial" w:eastAsia="Arial" w:hAnsi="Arial"/>
-          <w:b w:val="0"/>
-          <w:bCs w:val="0"/>
-          <w:i w:val="0"/>
-          <w:iCs w:val="0"/>
-          <w:smallCaps w:val="0"/>
-          <w:strike w:val="0"/>
-          <w:color w:val="000000"/>
-          <w:sz w:val="24"/>
-          <w:szCs w:val="24"/>
-          <w:u w:val="none"/>
-          <w:shd w:fill="auto" w:val="clear"/>
-          <w:vertAlign w:val="baseline"/>
-          <w:rtl w:val="0"/>
-        </w:rPr>
-      </w:r>
-      <w:r>
-        <w:rPr>
-          <w:b w:val="1"/>
-          <w:bCs w:val="1"/>
-          <w:sz w:val="24"/>
-          <w:szCs w:val="24"/>
-          <w:rtl w:val="0"/>
-        </w:rPr>
-      </w:r>
-      <w:r>
-        <w:rPr>
-          <w:rFonts w:ascii="Arial" w:cs="Arial" w:eastAsia="Arial" w:hAnsi="Arial"/>
-          <w:b w:val="0"/>
-          <w:bCs w:val="0"/>
-          <w:i w:val="0"/>
-          <w:iCs w:val="0"/>
-          <w:smallCaps w:val="0"/>
-          <w:strike w:val="0"/>
-          <w:color w:val="000000"/>
-          <w:sz w:val="24"/>
-          <w:szCs w:val="24"/>
-          <w:u w:val="none"/>
-          <w:shd w:fill="auto" w:val="clear"/>
-          <w:vertAlign w:val="baseline"/>
-          <w:rtl w:val="0"/>
-        </w:rPr>
+        <w:t xml:space="preserve"> </w:t>
+      </w:r>
+      <w:r>
+        <w:rPr>
+          <w:rFonts w:ascii="Arial" w:cs="Arial" w:eastAsia="Arial" w:hAnsi="Arial"/>
+          <w:b w:val="0"/>
+          <w:bCs w:val="0"/>
+          <w:i w:val="0"/>
+          <w:iCs w:val="0"/>
+          <w:smallCaps w:val="0"/>
+          <w:strike w:val="0"/>
+          <w:color w:val="000000"/>
+          <w:sz w:val="24"/>
+          <w:szCs w:val="24"/>
+          <w:shd w:fill="auto" w:val="clear"/>
+          <w:vertAlign w:val="baseline"/>
+          <w:rtl w:val="0"/>
+        </w:rPr>
+        <w:t>h</w:t>
+      </w:r>
+      <w:r>
+        <w:rPr>
+          <w:rFonts w:ascii="Arial" w:cs="Arial" w:eastAsia="Arial" w:hAnsi="Arial"/>
+          <w:b w:val="0"/>
+          <w:bCs w:val="0"/>
+          <w:i w:val="0"/>
+          <w:iCs w:val="0"/>
+          <w:smallCaps w:val="0"/>
+          <w:strike w:val="0"/>
+          <w:color w:val="000000"/>
+          <w:sz w:val="24"/>
+          <w:szCs w:val="24"/>
+          <w:shd w:fill="auto" w:val="clear"/>
+          <w:vertAlign w:val="baseline"/>
+          <w:rtl w:val="0"/>
+        </w:rPr>
+        <w:t xml:space="preserve">olding </w:t>
+      </w:r>
+      <w:r>
+        <w:rPr>
+          <w:b w:val="1"/>
+          <w:bCs w:val="1"/>
+          <w:sz w:val="24"/>
+          <w:szCs w:val="24"/>
+          <w:rtl w:val="0"/>
+        </w:rPr>
+        <w:t>{{client_nationality}}</w:t>
+      </w:r>
+      <w:r>
+        <w:rPr>
+          <w:b w:val="1"/>
+          <w:bCs w:val="1"/>
+          <w:sz w:val="24"/>
+          <w:szCs w:val="24"/>
+          <w:rtl w:val="0"/>
+        </w:rPr>
+        <w:t xml:space="preserve"> </w:t>
+      </w:r>
+      <w:r>
+        <w:rPr>
+          <w:rFonts w:ascii="Arial" w:cs="Arial" w:eastAsia="Arial" w:hAnsi="Arial"/>
+          <w:b w:val="0"/>
+          <w:bCs w:val="0"/>
+          <w:i w:val="0"/>
+          <w:iCs w:val="0"/>
+          <w:smallCaps w:val="0"/>
+          <w:strike w:val="0"/>
+          <w:color w:val="000000"/>
+          <w:sz w:val="24"/>
+          <w:szCs w:val="24"/>
+          <w:shd w:fill="auto" w:val="clear"/>
+          <w:vertAlign w:val="baseline"/>
+          <w:rtl w:val="0"/>
+        </w:rPr>
+        <w:t xml:space="preserve">passport with passport number </w:t>
+      </w:r>
+      <w:r>
+        <w:rPr>
+          <w:b w:val="1"/>
+          <w:bCs w:val="1"/>
+          <w:sz w:val="24"/>
+          <w:szCs w:val="24"/>
+          <w:rtl w:val="0"/>
+        </w:rPr>
+        <w:t>{{client_passport_number}}</w:t>
+      </w:r>
+      <w:r>
+        <w:rPr>
+          <w:b w:val="1"/>
+          <w:bCs w:val="1"/>
+          <w:sz w:val="24"/>
+          <w:szCs w:val="24"/>
+          <w:rtl w:val="0"/>
+        </w:rPr>
+        <w:t xml:space="preserve"> </w:t>
+      </w:r>
+      <w:r>
+        <w:rPr>
+          <w:rFonts w:ascii="Arial" w:cs="Arial" w:eastAsia="Arial" w:hAnsi="Arial"/>
+          <w:b w:val="0"/>
+          <w:bCs w:val="0"/>
+          <w:i w:val="0"/>
+          <w:iCs w:val="0"/>
+          <w:smallCaps w:val="0"/>
+          <w:strike w:val="0"/>
+          <w:color w:val="000000"/>
+          <w:sz w:val="24"/>
+          <w:szCs w:val="24"/>
+          <w:shd w:fill="auto" w:val="clear"/>
+          <w:vertAlign w:val="baseline"/>
+          <w:rtl w:val="0"/>
+        </w:rPr>
+        <w:t xml:space="preserve">have no objection for my </w:t>
       </w:r>
       <w:r>
         <w:rPr>
@@ -283,99 +304,125 @@
           <w:vertAlign w:val="baseline"/>
           <w:rtl w:val="0"/>
         </w:rPr>
-      </w:r>
-      <w:r>
-        <w:rPr>
-          <w:rFonts w:ascii="Arial" w:cs="Arial" w:eastAsia="Arial" w:hAnsi="Arial"/>
-          <w:b w:val="0"/>
-          <w:bCs w:val="0"/>
-          <w:i w:val="0"/>
-          <w:iCs w:val="0"/>
-          <w:smallCaps w:val="0"/>
-          <w:strike w:val="0"/>
-          <w:color w:val="000000"/>
-          <w:sz w:val="24"/>
-          <w:szCs w:val="24"/>
-          <w:u w:val="none"/>
-          <w:shd w:fill="auto" w:val="clear"/>
-          <w:vertAlign w:val="baseline"/>
-          <w:rtl w:val="0"/>
-        </w:rPr>
-      </w:r>
-      <w:r>
-        <w:rPr>
-          <w:b w:val="1"/>
-          <w:bCs w:val="1"/>
-          <w:sz w:val="24"/>
-          <w:szCs w:val="24"/>
-          <w:rtl w:val="0"/>
-        </w:rPr>
-      </w:r>
-      <w:r>
-        <w:rPr>
-          <w:sz w:val="24"/>
-          <w:szCs w:val="24"/>
-          <w:rtl w:val="0"/>
-        </w:rPr>
-      </w:r>
-      <w:r>
-        <w:rPr>
-          <w:b w:val="1"/>
-          <w:bCs w:val="1"/>
-          <w:sz w:val="24"/>
-          <w:szCs w:val="24"/>
-          <w:rtl w:val="0"/>
-        </w:rPr>
-      </w:r>
-      <w:r>
-        <w:rPr>
-          <w:rFonts w:ascii="Arial" w:cs="Arial" w:eastAsia="Arial" w:hAnsi="Arial"/>
-          <w:b w:val="0"/>
-          <w:bCs w:val="0"/>
-          <w:i w:val="0"/>
-          <w:iCs w:val="0"/>
-          <w:smallCaps w:val="0"/>
-          <w:strike w:val="0"/>
-          <w:color w:val="000000"/>
-          <w:sz w:val="24"/>
-          <w:szCs w:val="24"/>
-          <w:u w:val="none"/>
-          <w:shd w:fill="auto" w:val="clear"/>
-          <w:vertAlign w:val="baseline"/>
-          <w:rtl w:val="0"/>
-        </w:rPr>
-      </w:r>
-      <w:r>
-        <w:rPr>
-          <w:b w:val="1"/>
-          <w:bCs w:val="1"/>
-          <w:rtl w:val="0"/>
-        </w:rPr>
-      </w:r>
-      <w:r>
-        <w:rPr>
-          <w:b w:val="1"/>
-          <w:bCs w:val="1"/>
-          <w:rtl w:val="0"/>
-        </w:rPr>
-      </w:r>
-      <w:r>
-        <w:rPr>
-          <w:rFonts w:ascii="Arial" w:cs="Arial" w:eastAsia="Arial" w:hAnsi="Arial"/>
-          <w:b w:val="0"/>
-          <w:bCs w:val="0"/>
-          <w:i w:val="0"/>
-          <w:iCs w:val="0"/>
-          <w:smallCaps w:val="0"/>
-          <w:strike w:val="0"/>
-          <w:color w:val="000000"/>
-          <w:sz w:val="24"/>
-          <w:szCs w:val="24"/>
-          <w:u w:val="none"/>
-          <w:shd w:fill="auto" w:val="clear"/>
-          <w:vertAlign w:val="baseline"/>
-          <w:rtl w:val="0"/>
-        </w:rPr>
+        <w:t>Wife / Husband /Son / Daughter /</w:t>
+      </w:r>
+      <w:r>
+        <w:rPr>
+          <w:rFonts w:ascii="Arial" w:cs="Arial" w:eastAsia="Arial" w:hAnsi="Arial"/>
+          <w:b w:val="0"/>
+          <w:bCs w:val="0"/>
+          <w:i w:val="0"/>
+          <w:iCs w:val="0"/>
+          <w:smallCaps w:val="0"/>
+          <w:strike w:val="0"/>
+          <w:color w:val="000000"/>
+          <w:sz w:val="24"/>
+          <w:szCs w:val="24"/>
+          <w:shd w:fill="auto" w:val="clear"/>
+          <w:vertAlign w:val="baseline"/>
+          <w:rtl w:val="0"/>
+        </w:rPr>
+        <w:t xml:space="preserve"> Maid </w:t>
+      </w:r>
+      <w:r>
+        <w:rPr>
+          <w:b w:val="1"/>
+          <w:bCs w:val="1"/>
+          <w:sz w:val="24"/>
+          <w:szCs w:val="24"/>
+          <w:rtl w:val="0"/>
+        </w:rPr>
+        <w:t>{{maid_name}}</w:t>
+      </w:r>
+      <w:r>
+        <w:rPr>
+          <w:b w:val="1"/>
+          <w:bCs w:val="1"/>
+          <w:sz w:val="24"/>
+          <w:szCs w:val="24"/>
+          <w:rtl w:val="0"/>
+        </w:rPr>
+        <w:t xml:space="preserve"> </w:t>
+      </w:r>
+      <w:r>
+        <w:rPr>
+          <w:sz w:val="24"/>
+          <w:szCs w:val="24"/>
+          <w:rtl w:val="0"/>
+        </w:rPr>
+        <w:t xml:space="preserve">holding </w:t>
+      </w:r>
+      <w:r>
+        <w:rPr>
+          <w:b w:val="1"/>
+          <w:bCs w:val="1"/>
+          <w:sz w:val="24"/>
+          <w:szCs w:val="24"/>
+          <w:rtl w:val="0"/>
+        </w:rPr>
+        <w:t>{{maid_nationality}}</w:t>
+      </w:r>
+      <w:r>
+        <w:rPr>
+          <w:b w:val="1"/>
+          <w:bCs w:val="1"/>
+          <w:sz w:val="24"/>
+          <w:szCs w:val="24"/>
+          <w:rtl w:val="0"/>
+        </w:rPr>
+        <w:t xml:space="preserve"> </w:t>
+      </w:r>
+      <w:r>
+        <w:rPr>
+          <w:rFonts w:ascii="Arial" w:cs="Arial" w:eastAsia="Arial" w:hAnsi="Arial"/>
+          <w:b w:val="0"/>
+          <w:bCs w:val="0"/>
+          <w:i w:val="0"/>
+          <w:iCs w:val="0"/>
+          <w:smallCaps w:val="0"/>
+          <w:strike w:val="0"/>
+          <w:color w:val="000000"/>
+          <w:sz w:val="24"/>
+          <w:szCs w:val="24"/>
+          <w:shd w:fill="auto" w:val="clear"/>
+          <w:vertAlign w:val="baseline"/>
+          <w:rtl w:val="0"/>
+        </w:rPr>
+        <w:t xml:space="preserve">passport with passport number </w:t>
+      </w:r>
+      <w:r>
+        <w:rPr>
+          <w:b w:val="1"/>
+          <w:bCs w:val="1"/>
+          <w:rtl w:val="0"/>
+        </w:rPr>
+        <w:t>{{maid_passport_number}}</w:t>
+      </w:r>
+      <w:r>
+        <w:rPr>
+          <w:b w:val="1"/>
+          <w:bCs w:val="1"/>
+          <w:rtl w:val="0"/>
+        </w:rPr>
+        <w:t xml:space="preserve"> </w:t>
+      </w:r>
+      <w:r>
+        <w:rPr>
+          <w:rFonts w:ascii="Arial" w:cs="Arial" w:eastAsia="Arial" w:hAnsi="Arial"/>
+          <w:b w:val="0"/>
+          <w:bCs w:val="0"/>
+          <w:i w:val="0"/>
+          <w:iCs w:val="0"/>
+          <w:smallCaps w:val="0"/>
+          <w:strike w:val="0"/>
+          <w:color w:val="000000"/>
+          <w:sz w:val="24"/>
+          <w:szCs w:val="24"/>
+          <w:shd w:fill="auto" w:val="clear"/>
+          <w:vertAlign w:val="baseline"/>
+          <w:rtl w:val="0"/>
+        </w:rPr>
+        <w:t xml:space="preserve">to travel to Türkiye. </w:t>
       </w:r>
     </w:p>
     <w:p>
@@ -467,40 +514,38 @@
           <w:color w:val="000000"/>
           <w:sz w:val="24"/>
           <w:szCs w:val="24"/>
-          <w:u w:val="none"/>
-          <w:shd w:fill="auto" w:val="clear"/>
-          <w:vertAlign w:val="baseline"/>
-          <w:rtl w:val="0"/>
-        </w:rPr>
-        <w:t xml:space="preserve">Best Rega</w:t>
-      </w:r>
-      <w:r>
-        <w:rPr>
-          <w:sz w:val="24"/>
-          <w:szCs w:val="24"/>
-          <w:rtl w:val="0"/>
-        </w:rPr>
-        <w:t xml:space="preserve">r</w:t>
-      </w:r>
-      <w:r>
-        <w:rPr>
-          <w:rFonts w:ascii="Arial" w:cs="Arial" w:eastAsia="Arial" w:hAnsi="Arial"/>
-          <w:b w:val="0"/>
-          <w:bCs w:val="0"/>
-          <w:i w:val="0"/>
-          <w:iCs w:val="0"/>
-          <w:smallCaps w:val="0"/>
-          <w:strike w:val="0"/>
-          <w:color w:val="000000"/>
-          <w:sz w:val="24"/>
-          <w:szCs w:val="24"/>
-          <w:u w:val="none"/>
+          <w:shd w:fill="auto" w:val="clear"/>
+          <w:vertAlign w:val="baseline"/>
+          <w:rtl w:val="0"/>
+        </w:rPr>
+        <w:t>Best Rega</w:t>
+      </w:r>
+      <w:r>
+        <w:rPr>
+          <w:sz w:val="24"/>
+          <w:szCs w:val="24"/>
+          <w:rtl w:val="0"/>
+        </w:rPr>
+        <w:t>r</w:t>
+      </w:r>
+      <w:r>
+        <w:rPr>
+          <w:rFonts w:ascii="Arial" w:cs="Arial" w:eastAsia="Arial" w:hAnsi="Arial"/>
+          <w:b w:val="0"/>
+          <w:bCs w:val="0"/>
+          <w:i w:val="0"/>
+          <w:iCs w:val="0"/>
+          <w:smallCaps w:val="0"/>
+          <w:strike w:val="0"/>
+          <w:color w:val="000000"/>
+          <w:sz w:val="24"/>
+          <w:szCs w:val="24"/>
           <w:shd w:fill="auto" w:val="clear"/>
           <w:vertAlign w:val="baseline"/>
           <w:rtl w:val="0"/>
         </w:rPr>
         <w:t xml:space="preserve">ds, </w:t>
-        <w:br w:type="textWrapping"/>
+        <w:br/>
         <w:t xml:space="preserve">(Contact Number): </w:t>
       </w:r>
       <w:r>
